--- a/record.docx
+++ b/record.docx
@@ -3,6 +3,11 @@
 <w:document xmlns:wpc="http://schemas.microsoft.com/office/word/2010/wordprocessingCanvas" xmlns:cx="http://schemas.microsoft.com/office/drawing/2014/chartex" xmlns:cx1="http://schemas.microsoft.com/office/drawing/2015/9/8/chartex" xmlns:cx2="http://schemas.microsoft.com/office/drawing/2015/10/21/chartex" xmlns:cx3="http://schemas.microsoft.com/office/drawing/2016/5/9/chartex" xmlns:cx4="http://schemas.microsoft.com/office/drawing/2016/5/10/chartex" xmlns:cx5="http://schemas.microsoft.com/office/drawing/2016/5/11/chartex" xmlns:cx6="http://schemas.microsoft.com/office/drawing/2016/5/12/chartex" xmlns:cx7="http://schemas.microsoft.com/office/drawing/2016/5/13/chartex" xmlns:cx8="http://schemas.microsoft.com/office/drawing/2016/5/14/chartex" xmlns:mc="http://schemas.openxmlformats.org/markup-compatibility/2006" xmlns:aink="http://schemas.microsoft.com/office/drawing/2016/ink" xmlns:am3d="http://schemas.microsoft.com/office/drawing/2017/model3d" xmlns:o="urn:schemas-microsoft-com:office:office" xmlns:oel="http://schemas.microsoft.com/office/2019/extlst" xmlns:r="http://schemas.openxmlformats.org/officeDocument/2006/relationships" xmlns:m="http://schemas.openxmlformats.org/officeDocument/2006/math" xmlns:v="urn:schemas-microsoft-com:vml" xmlns:wp14="http://schemas.microsoft.com/office/word/2010/wordprocessingDrawing" xmlns:wp="http://schemas.openxmlformats.org/drawingml/2006/wordprocessingDrawing" xmlns:w10="urn:schemas-microsoft-com:office:word" xmlns:w="http://schemas.openxmlformats.org/wordprocessingml/2006/main" xmlns:w14="http://schemas.microsoft.com/office/word/2010/wordml" xmlns:w15="http://schemas.microsoft.com/office/word/2012/wordml" xmlns:w16cex="http://schemas.microsoft.com/office/word/2018/wordml/cex" xmlns:w16cid="http://schemas.microsoft.com/office/word/2016/wordml/cid" xmlns:w16="http://schemas.microsoft.com/office/word/2018/wordml" xmlns:w16du="http://schemas.microsoft.com/office/word/2023/wordml/word16du" xmlns:w16sdtdh="http://schemas.microsoft.com/office/word/2020/wordml/sdtdatahash" xmlns:w16sdtfl="http://schemas.microsoft.com/office/word/2024/wordml/sdtformatlock" xmlns:w16se="http://schemas.microsoft.com/office/word/2015/wordml/symex" xmlns:wpg="http://schemas.microsoft.com/office/word/2010/wordprocessingGroup" xmlns:wpi="http://schemas.microsoft.com/office/word/2010/wordprocessingInk" xmlns:wne="http://schemas.microsoft.com/office/word/2006/wordml" xmlns:wps="http://schemas.microsoft.com/office/word/2010/wordprocessingShape" mc:Ignorable="w14 w15 w16se w16cid w16 w16cex w16sdtdh w16sdtfl w16du wp14">
   <w:body>
     <w:p>
+      <w:pPr>
+        <w:rPr>
+          <w:rFonts w:hint="eastAsia"/>
+        </w:rPr>
+      </w:pPr>
       <w:r>
         <w:rPr>
           <w:noProof/>
@@ -50,6 +55,535 @@
           <w:rFonts w:hint="eastAsia"/>
         </w:rPr>
       </w:pPr>
+      <w:r>
+        <w:rPr>
+          <w:noProof/>
+        </w:rPr>
+        <w:drawing>
+          <wp:inline distT="0" distB="0" distL="0" distR="0" wp14:anchorId="42E7DC64" wp14:editId="53FEB641">
+            <wp:extent cx="5257143" cy="2647619"/>
+            <wp:effectExtent l="0" t="0" r="1270" b="635"/>
+            <wp:docPr id="843838378" name="图片 1"/>
+            <wp:cNvGraphicFramePr>
+              <a:graphicFrameLocks xmlns:a="http://schemas.openxmlformats.org/drawingml/2006/main" noChangeAspect="1"/>
+            </wp:cNvGraphicFramePr>
+            <a:graphic xmlns:a="http://schemas.openxmlformats.org/drawingml/2006/main">
+              <a:graphicData uri="http://schemas.openxmlformats.org/drawingml/2006/picture">
+                <pic:pic xmlns:pic="http://schemas.openxmlformats.org/drawingml/2006/picture">
+                  <pic:nvPicPr>
+                    <pic:cNvPr id="843838378" name=""/>
+                    <pic:cNvPicPr/>
+                  </pic:nvPicPr>
+                  <pic:blipFill>
+                    <a:blip r:embed="rId5"/>
+                    <a:stretch>
+                      <a:fillRect/>
+                    </a:stretch>
+                  </pic:blipFill>
+                  <pic:spPr>
+                    <a:xfrm>
+                      <a:off x="0" y="0"/>
+                      <a:ext cx="5257143" cy="2647619"/>
+                    </a:xfrm>
+                    <a:prstGeom prst="rect">
+                      <a:avLst/>
+                    </a:prstGeom>
+                  </pic:spPr>
+                </pic:pic>
+              </a:graphicData>
+            </a:graphic>
+          </wp:inline>
+        </w:drawing>
+      </w:r>
+    </w:p>
+    <w:p>
+      <w:pPr>
+        <w:rPr>
+          <w:rFonts w:hint="eastAsia"/>
+        </w:rPr>
+      </w:pPr>
+      <w:r>
+        <w:rPr>
+          <w:noProof/>
+        </w:rPr>
+        <w:drawing>
+          <wp:inline distT="0" distB="0" distL="0" distR="0" wp14:anchorId="02B511F7" wp14:editId="5B52E650">
+            <wp:extent cx="5274310" cy="1645285"/>
+            <wp:effectExtent l="0" t="0" r="2540" b="0"/>
+            <wp:docPr id="268853282" name="图片 1"/>
+            <wp:cNvGraphicFramePr>
+              <a:graphicFrameLocks xmlns:a="http://schemas.openxmlformats.org/drawingml/2006/main" noChangeAspect="1"/>
+            </wp:cNvGraphicFramePr>
+            <a:graphic xmlns:a="http://schemas.openxmlformats.org/drawingml/2006/main">
+              <a:graphicData uri="http://schemas.openxmlformats.org/drawingml/2006/picture">
+                <pic:pic xmlns:pic="http://schemas.openxmlformats.org/drawingml/2006/picture">
+                  <pic:nvPicPr>
+                    <pic:cNvPr id="268853282" name=""/>
+                    <pic:cNvPicPr/>
+                  </pic:nvPicPr>
+                  <pic:blipFill>
+                    <a:blip r:embed="rId6"/>
+                    <a:stretch>
+                      <a:fillRect/>
+                    </a:stretch>
+                  </pic:blipFill>
+                  <pic:spPr>
+                    <a:xfrm>
+                      <a:off x="0" y="0"/>
+                      <a:ext cx="5274310" cy="1645285"/>
+                    </a:xfrm>
+                    <a:prstGeom prst="rect">
+                      <a:avLst/>
+                    </a:prstGeom>
+                  </pic:spPr>
+                </pic:pic>
+              </a:graphicData>
+            </a:graphic>
+          </wp:inline>
+        </w:drawing>
+      </w:r>
+    </w:p>
+    <w:p>
+      <w:pPr>
+        <w:rPr>
+          <w:rFonts w:hint="eastAsia"/>
+        </w:rPr>
+      </w:pPr>
+      <w:r>
+        <w:rPr>
+          <w:noProof/>
+        </w:rPr>
+        <w:drawing>
+          <wp:inline distT="0" distB="0" distL="0" distR="0" wp14:anchorId="35ADFF4B" wp14:editId="61E66304">
+            <wp:extent cx="5274310" cy="800100"/>
+            <wp:effectExtent l="0" t="0" r="2540" b="0"/>
+            <wp:docPr id="574778974" name="图片 1"/>
+            <wp:cNvGraphicFramePr>
+              <a:graphicFrameLocks xmlns:a="http://schemas.openxmlformats.org/drawingml/2006/main" noChangeAspect="1"/>
+            </wp:cNvGraphicFramePr>
+            <a:graphic xmlns:a="http://schemas.openxmlformats.org/drawingml/2006/main">
+              <a:graphicData uri="http://schemas.openxmlformats.org/drawingml/2006/picture">
+                <pic:pic xmlns:pic="http://schemas.openxmlformats.org/drawingml/2006/picture">
+                  <pic:nvPicPr>
+                    <pic:cNvPr id="574778974" name=""/>
+                    <pic:cNvPicPr/>
+                  </pic:nvPicPr>
+                  <pic:blipFill>
+                    <a:blip r:embed="rId7"/>
+                    <a:stretch>
+                      <a:fillRect/>
+                    </a:stretch>
+                  </pic:blipFill>
+                  <pic:spPr>
+                    <a:xfrm>
+                      <a:off x="0" y="0"/>
+                      <a:ext cx="5274310" cy="800100"/>
+                    </a:xfrm>
+                    <a:prstGeom prst="rect">
+                      <a:avLst/>
+                    </a:prstGeom>
+                  </pic:spPr>
+                </pic:pic>
+              </a:graphicData>
+            </a:graphic>
+          </wp:inline>
+        </w:drawing>
+      </w:r>
+    </w:p>
+    <w:p>
+      <w:pPr>
+        <w:rPr>
+          <w:rFonts w:hint="eastAsia"/>
+        </w:rPr>
+      </w:pPr>
+      <w:r>
+        <w:rPr>
+          <w:noProof/>
+        </w:rPr>
+        <w:lastRenderedPageBreak/>
+        <w:drawing>
+          <wp:inline distT="0" distB="0" distL="0" distR="0" wp14:anchorId="3858D664" wp14:editId="0F8C1FFF">
+            <wp:extent cx="5274310" cy="3107690"/>
+            <wp:effectExtent l="0" t="0" r="2540" b="0"/>
+            <wp:docPr id="1281455431" name="图片 1"/>
+            <wp:cNvGraphicFramePr>
+              <a:graphicFrameLocks xmlns:a="http://schemas.openxmlformats.org/drawingml/2006/main" noChangeAspect="1"/>
+            </wp:cNvGraphicFramePr>
+            <a:graphic xmlns:a="http://schemas.openxmlformats.org/drawingml/2006/main">
+              <a:graphicData uri="http://schemas.openxmlformats.org/drawingml/2006/picture">
+                <pic:pic xmlns:pic="http://schemas.openxmlformats.org/drawingml/2006/picture">
+                  <pic:nvPicPr>
+                    <pic:cNvPr id="1281455431" name=""/>
+                    <pic:cNvPicPr/>
+                  </pic:nvPicPr>
+                  <pic:blipFill>
+                    <a:blip r:embed="rId8"/>
+                    <a:stretch>
+                      <a:fillRect/>
+                    </a:stretch>
+                  </pic:blipFill>
+                  <pic:spPr>
+                    <a:xfrm>
+                      <a:off x="0" y="0"/>
+                      <a:ext cx="5274310" cy="3107690"/>
+                    </a:xfrm>
+                    <a:prstGeom prst="rect">
+                      <a:avLst/>
+                    </a:prstGeom>
+                  </pic:spPr>
+                </pic:pic>
+              </a:graphicData>
+            </a:graphic>
+          </wp:inline>
+        </w:drawing>
+      </w:r>
+    </w:p>
+    <w:p>
+      <w:pPr>
+        <w:rPr>
+          <w:rFonts w:hint="eastAsia"/>
+        </w:rPr>
+      </w:pPr>
+      <w:r>
+        <w:rPr>
+          <w:noProof/>
+        </w:rPr>
+        <w:drawing>
+          <wp:inline distT="0" distB="0" distL="0" distR="0" wp14:anchorId="0388D915" wp14:editId="555E56F8">
+            <wp:extent cx="5274310" cy="1692910"/>
+            <wp:effectExtent l="0" t="0" r="2540" b="2540"/>
+            <wp:docPr id="1786202206" name="图片 1"/>
+            <wp:cNvGraphicFramePr>
+              <a:graphicFrameLocks xmlns:a="http://schemas.openxmlformats.org/drawingml/2006/main" noChangeAspect="1"/>
+            </wp:cNvGraphicFramePr>
+            <a:graphic xmlns:a="http://schemas.openxmlformats.org/drawingml/2006/main">
+              <a:graphicData uri="http://schemas.openxmlformats.org/drawingml/2006/picture">
+                <pic:pic xmlns:pic="http://schemas.openxmlformats.org/drawingml/2006/picture">
+                  <pic:nvPicPr>
+                    <pic:cNvPr id="1786202206" name=""/>
+                    <pic:cNvPicPr/>
+                  </pic:nvPicPr>
+                  <pic:blipFill>
+                    <a:blip r:embed="rId9"/>
+                    <a:stretch>
+                      <a:fillRect/>
+                    </a:stretch>
+                  </pic:blipFill>
+                  <pic:spPr>
+                    <a:xfrm>
+                      <a:off x="0" y="0"/>
+                      <a:ext cx="5274310" cy="1692910"/>
+                    </a:xfrm>
+                    <a:prstGeom prst="rect">
+                      <a:avLst/>
+                    </a:prstGeom>
+                  </pic:spPr>
+                </pic:pic>
+              </a:graphicData>
+            </a:graphic>
+          </wp:inline>
+        </w:drawing>
+      </w:r>
+    </w:p>
+    <w:p>
+      <w:r>
+        <w:rPr>
+          <w:noProof/>
+        </w:rPr>
+        <w:drawing>
+          <wp:inline distT="0" distB="0" distL="0" distR="0" wp14:anchorId="04EAEC5F" wp14:editId="28FDC1AA">
+            <wp:extent cx="5274310" cy="1435735"/>
+            <wp:effectExtent l="0" t="0" r="2540" b="0"/>
+            <wp:docPr id="294184020" name="图片 1"/>
+            <wp:cNvGraphicFramePr>
+              <a:graphicFrameLocks xmlns:a="http://schemas.openxmlformats.org/drawingml/2006/main" noChangeAspect="1"/>
+            </wp:cNvGraphicFramePr>
+            <a:graphic xmlns:a="http://schemas.openxmlformats.org/drawingml/2006/main">
+              <a:graphicData uri="http://schemas.openxmlformats.org/drawingml/2006/picture">
+                <pic:pic xmlns:pic="http://schemas.openxmlformats.org/drawingml/2006/picture">
+                  <pic:nvPicPr>
+                    <pic:cNvPr id="294184020" name=""/>
+                    <pic:cNvPicPr/>
+                  </pic:nvPicPr>
+                  <pic:blipFill>
+                    <a:blip r:embed="rId10"/>
+                    <a:stretch>
+                      <a:fillRect/>
+                    </a:stretch>
+                  </pic:blipFill>
+                  <pic:spPr>
+                    <a:xfrm>
+                      <a:off x="0" y="0"/>
+                      <a:ext cx="5274310" cy="1435735"/>
+                    </a:xfrm>
+                    <a:prstGeom prst="rect">
+                      <a:avLst/>
+                    </a:prstGeom>
+                  </pic:spPr>
+                </pic:pic>
+              </a:graphicData>
+            </a:graphic>
+          </wp:inline>
+        </w:drawing>
+      </w:r>
+    </w:p>
+    <w:p>
+      <w:r>
+        <w:rPr>
+          <w:noProof/>
+        </w:rPr>
+        <w:lastRenderedPageBreak/>
+        <w:drawing>
+          <wp:inline distT="0" distB="0" distL="0" distR="0" wp14:anchorId="6737C4A2" wp14:editId="617F701D">
+            <wp:extent cx="3123809" cy="2438095"/>
+            <wp:effectExtent l="0" t="0" r="635" b="635"/>
+            <wp:docPr id="504685854" name="图片 1"/>
+            <wp:cNvGraphicFramePr>
+              <a:graphicFrameLocks xmlns:a="http://schemas.openxmlformats.org/drawingml/2006/main" noChangeAspect="1"/>
+            </wp:cNvGraphicFramePr>
+            <a:graphic xmlns:a="http://schemas.openxmlformats.org/drawingml/2006/main">
+              <a:graphicData uri="http://schemas.openxmlformats.org/drawingml/2006/picture">
+                <pic:pic xmlns:pic="http://schemas.openxmlformats.org/drawingml/2006/picture">
+                  <pic:nvPicPr>
+                    <pic:cNvPr id="504685854" name=""/>
+                    <pic:cNvPicPr/>
+                  </pic:nvPicPr>
+                  <pic:blipFill>
+                    <a:blip r:embed="rId11"/>
+                    <a:stretch>
+                      <a:fillRect/>
+                    </a:stretch>
+                  </pic:blipFill>
+                  <pic:spPr>
+                    <a:xfrm>
+                      <a:off x="0" y="0"/>
+                      <a:ext cx="3123809" cy="2438095"/>
+                    </a:xfrm>
+                    <a:prstGeom prst="rect">
+                      <a:avLst/>
+                    </a:prstGeom>
+                  </pic:spPr>
+                </pic:pic>
+              </a:graphicData>
+            </a:graphic>
+          </wp:inline>
+        </w:drawing>
+      </w:r>
+    </w:p>
+    <w:p>
+      <w:r>
+        <w:rPr>
+          <w:noProof/>
+        </w:rPr>
+        <w:drawing>
+          <wp:inline distT="0" distB="0" distL="0" distR="0" wp14:anchorId="6AFC1437" wp14:editId="3A34A832">
+            <wp:extent cx="5274310" cy="2985135"/>
+            <wp:effectExtent l="0" t="0" r="2540" b="5715"/>
+            <wp:docPr id="2043954787" name="图片 1"/>
+            <wp:cNvGraphicFramePr>
+              <a:graphicFrameLocks xmlns:a="http://schemas.openxmlformats.org/drawingml/2006/main" noChangeAspect="1"/>
+            </wp:cNvGraphicFramePr>
+            <a:graphic xmlns:a="http://schemas.openxmlformats.org/drawingml/2006/main">
+              <a:graphicData uri="http://schemas.openxmlformats.org/drawingml/2006/picture">
+                <pic:pic xmlns:pic="http://schemas.openxmlformats.org/drawingml/2006/picture">
+                  <pic:nvPicPr>
+                    <pic:cNvPr id="2043954787" name=""/>
+                    <pic:cNvPicPr/>
+                  </pic:nvPicPr>
+                  <pic:blipFill>
+                    <a:blip r:embed="rId12"/>
+                    <a:stretch>
+                      <a:fillRect/>
+                    </a:stretch>
+                  </pic:blipFill>
+                  <pic:spPr>
+                    <a:xfrm>
+                      <a:off x="0" y="0"/>
+                      <a:ext cx="5274310" cy="2985135"/>
+                    </a:xfrm>
+                    <a:prstGeom prst="rect">
+                      <a:avLst/>
+                    </a:prstGeom>
+                  </pic:spPr>
+                </pic:pic>
+              </a:graphicData>
+            </a:graphic>
+          </wp:inline>
+        </w:drawing>
+      </w:r>
+    </w:p>
+    <w:p>
+      <w:r>
+        <w:rPr>
+          <w:noProof/>
+        </w:rPr>
+        <w:lastRenderedPageBreak/>
+        <w:drawing>
+          <wp:inline distT="0" distB="0" distL="0" distR="0" wp14:anchorId="12D60D01" wp14:editId="47AB0FDC">
+            <wp:extent cx="5274310" cy="2782570"/>
+            <wp:effectExtent l="0" t="0" r="2540" b="0"/>
+            <wp:docPr id="776445879" name="图片 1"/>
+            <wp:cNvGraphicFramePr>
+              <a:graphicFrameLocks xmlns:a="http://schemas.openxmlformats.org/drawingml/2006/main" noChangeAspect="1"/>
+            </wp:cNvGraphicFramePr>
+            <a:graphic xmlns:a="http://schemas.openxmlformats.org/drawingml/2006/main">
+              <a:graphicData uri="http://schemas.openxmlformats.org/drawingml/2006/picture">
+                <pic:pic xmlns:pic="http://schemas.openxmlformats.org/drawingml/2006/picture">
+                  <pic:nvPicPr>
+                    <pic:cNvPr id="776445879" name=""/>
+                    <pic:cNvPicPr/>
+                  </pic:nvPicPr>
+                  <pic:blipFill>
+                    <a:blip r:embed="rId13"/>
+                    <a:stretch>
+                      <a:fillRect/>
+                    </a:stretch>
+                  </pic:blipFill>
+                  <pic:spPr>
+                    <a:xfrm>
+                      <a:off x="0" y="0"/>
+                      <a:ext cx="5274310" cy="2782570"/>
+                    </a:xfrm>
+                    <a:prstGeom prst="rect">
+                      <a:avLst/>
+                    </a:prstGeom>
+                  </pic:spPr>
+                </pic:pic>
+              </a:graphicData>
+            </a:graphic>
+          </wp:inline>
+        </w:drawing>
+      </w:r>
+      <w:r>
+        <w:rPr>
+          <w:noProof/>
+        </w:rPr>
+        <w:drawing>
+          <wp:inline distT="0" distB="0" distL="0" distR="0" wp14:anchorId="69C9366E" wp14:editId="673A1212">
+            <wp:extent cx="4704762" cy="2666667"/>
+            <wp:effectExtent l="0" t="0" r="635" b="635"/>
+            <wp:docPr id="1179336073" name="图片 1"/>
+            <wp:cNvGraphicFramePr>
+              <a:graphicFrameLocks xmlns:a="http://schemas.openxmlformats.org/drawingml/2006/main" noChangeAspect="1"/>
+            </wp:cNvGraphicFramePr>
+            <a:graphic xmlns:a="http://schemas.openxmlformats.org/drawingml/2006/main">
+              <a:graphicData uri="http://schemas.openxmlformats.org/drawingml/2006/picture">
+                <pic:pic xmlns:pic="http://schemas.openxmlformats.org/drawingml/2006/picture">
+                  <pic:nvPicPr>
+                    <pic:cNvPr id="1179336073" name=""/>
+                    <pic:cNvPicPr/>
+                  </pic:nvPicPr>
+                  <pic:blipFill>
+                    <a:blip r:embed="rId14"/>
+                    <a:stretch>
+                      <a:fillRect/>
+                    </a:stretch>
+                  </pic:blipFill>
+                  <pic:spPr>
+                    <a:xfrm>
+                      <a:off x="0" y="0"/>
+                      <a:ext cx="4704762" cy="2666667"/>
+                    </a:xfrm>
+                    <a:prstGeom prst="rect">
+                      <a:avLst/>
+                    </a:prstGeom>
+                  </pic:spPr>
+                </pic:pic>
+              </a:graphicData>
+            </a:graphic>
+          </wp:inline>
+        </w:drawing>
+      </w:r>
+    </w:p>
+    <w:p>
+      <w:r>
+        <w:rPr>
+          <w:noProof/>
+        </w:rPr>
+        <w:lastRenderedPageBreak/>
+        <w:drawing>
+          <wp:inline distT="0" distB="0" distL="0" distR="0" wp14:anchorId="428798D8" wp14:editId="7BA6614A">
+            <wp:extent cx="5274310" cy="3036570"/>
+            <wp:effectExtent l="0" t="0" r="2540" b="0"/>
+            <wp:docPr id="367330072" name="图片 1"/>
+            <wp:cNvGraphicFramePr>
+              <a:graphicFrameLocks xmlns:a="http://schemas.openxmlformats.org/drawingml/2006/main" noChangeAspect="1"/>
+            </wp:cNvGraphicFramePr>
+            <a:graphic xmlns:a="http://schemas.openxmlformats.org/drawingml/2006/main">
+              <a:graphicData uri="http://schemas.openxmlformats.org/drawingml/2006/picture">
+                <pic:pic xmlns:pic="http://schemas.openxmlformats.org/drawingml/2006/picture">
+                  <pic:nvPicPr>
+                    <pic:cNvPr id="367330072" name=""/>
+                    <pic:cNvPicPr/>
+                  </pic:nvPicPr>
+                  <pic:blipFill>
+                    <a:blip r:embed="rId15"/>
+                    <a:stretch>
+                      <a:fillRect/>
+                    </a:stretch>
+                  </pic:blipFill>
+                  <pic:spPr>
+                    <a:xfrm>
+                      <a:off x="0" y="0"/>
+                      <a:ext cx="5274310" cy="3036570"/>
+                    </a:xfrm>
+                    <a:prstGeom prst="rect">
+                      <a:avLst/>
+                    </a:prstGeom>
+                  </pic:spPr>
+                </pic:pic>
+              </a:graphicData>
+            </a:graphic>
+          </wp:inline>
+        </w:drawing>
+      </w:r>
+    </w:p>
+    <w:p>
+      <w:pPr>
+        <w:rPr>
+          <w:rFonts w:hint="eastAsia"/>
+        </w:rPr>
+      </w:pPr>
+      <w:r>
+        <w:rPr>
+          <w:noProof/>
+        </w:rPr>
+        <w:drawing>
+          <wp:inline distT="0" distB="0" distL="0" distR="0" wp14:anchorId="75A2EAFF" wp14:editId="46A2C6CA">
+            <wp:extent cx="5274310" cy="3675380"/>
+            <wp:effectExtent l="0" t="0" r="2540" b="1270"/>
+            <wp:docPr id="1717825588" name="图片 1"/>
+            <wp:cNvGraphicFramePr>
+              <a:graphicFrameLocks xmlns:a="http://schemas.openxmlformats.org/drawingml/2006/main" noChangeAspect="1"/>
+            </wp:cNvGraphicFramePr>
+            <a:graphic xmlns:a="http://schemas.openxmlformats.org/drawingml/2006/main">
+              <a:graphicData uri="http://schemas.openxmlformats.org/drawingml/2006/picture">
+                <pic:pic xmlns:pic="http://schemas.openxmlformats.org/drawingml/2006/picture">
+                  <pic:nvPicPr>
+                    <pic:cNvPr id="1717825588" name=""/>
+                    <pic:cNvPicPr/>
+                  </pic:nvPicPr>
+                  <pic:blipFill>
+                    <a:blip r:embed="rId16"/>
+                    <a:stretch>
+                      <a:fillRect/>
+                    </a:stretch>
+                  </pic:blipFill>
+                  <pic:spPr>
+                    <a:xfrm>
+                      <a:off x="0" y="0"/>
+                      <a:ext cx="5274310" cy="3675380"/>
+                    </a:xfrm>
+                    <a:prstGeom prst="rect">
+                      <a:avLst/>
+                    </a:prstGeom>
+                  </pic:spPr>
+                </pic:pic>
+              </a:graphicData>
+            </a:graphic>
+          </wp:inline>
+        </w:drawing>
+      </w:r>
     </w:p>
     <w:sectPr>
       <w:pgSz w:w="11906" w:h="16838"/>
